--- a/arb/docx/11.content.docx
+++ b/arb/docx/11.content.docx
@@ -8631,23 +8631,7 @@
           <w:cs/>
           <w:lang w:val="ar_AE" w:bidi="ar_AE"/>
         </w:rPr>
-        <w:t xml:space="preserve">السنة الرابعة لسليمان كانت حوالي 967 قبل الميلاد. إذا اعتبرنا الرقم 480 يمثل سنوات فعلية بحسب التقويم، فإن ذلك يشير إلى تاريخ حوالي 1446 قبل الميلاد لخروج بني إسرائيل من مصر. أما الذين يرون أن الرقم رمزي (12 جيلًا مضروبًا في 40 سنة لكل جيل) فيقترحون أن الخروج حدث في تاريخ لاحق، حوالي 1270 قبل الميلاد (انظر </w:t>
-      </w:r>
-      <w:r>
-        <w:rPr>
-          <w:rtl/>
-          <w:cs/>
-          <w:lang w:val="ar_AE" w:bidi="ar_AE"/>
-        </w:rPr>
-        <w:t>مقدمة سفر الخروج</w:t>
-      </w:r>
-      <w:r>
-        <w:rPr>
-          <w:rtl/>
-          <w:cs/>
-          <w:lang w:val="ar_AE" w:bidi="ar_AE"/>
-        </w:rPr>
-        <w:t>، "تاريخ الخروج").</w:t>
+        <w:t>السنة الرابعة لسليمان كانت حوالي 967 قبل الميلاد. إذا اعتبرنا الرقم 480 يمثل سنوات فعلية بحسب التقويم، فإن ذلك يشير إلى تاريخ حوالي 1446 قبل الميلاد لخروج بني إسرائيل من مصر. أما الذين يرون أن الرقم رمزي (12 جيلًا مضروبًا في 40 سنة لكل جيل) فيقترحون أن الخروج حدث في تاريخ لاحق، حوالي 1270 قبل الميلاد (انظر مقدمة سفر الخروج، "تاريخ الخروج").</w:t>
       </w:r>
       <w:r>
         <w:rPr>
